--- a/cover_letters/julius-baer_summer-internship-2026-structured-products-institutional-sal_ed43d7dc_FR.docx
+++ b/cover_letters/julius-baer_summer-internship-2026-structured-products-institutional-sal_ed43d7dc_FR.docx
@@ -107,7 +107,7 @@
         <w:rPr>
           <w:sz w:val="20"/>
         </w:rPr>
-        <w:t>Le 2 mai 2026</w:t>
+        <w:t>Le 4 mai 2026</w:t>
       </w:r>
     </w:p>
     <w:p>
@@ -150,7 +150,7 @@
         <w:jc w:val="both"/>
       </w:pPr>
       <w:r>
-        <w:t>Je me sens particulièrement attiré par le programme d'été de Julius Baer, car il offre la possibilité de découvrir les défis et les opportunités du secteur de la gestion de patrimoine. En tant que structureur cross-asset chez Altitude Investment Solutions, j'ai développé une solide compréhension des produits structurés et de leur importance dans la gestion de portefeuille. Je suis convaincu que mon expérience et mes compétences seront un atout pour votre équipe.</w:t>
+        <w:t>Je suis particulièrement attiré par le programme d'été de Julius Baer, car il représente une opportunité unique de découvrir les défis et les opportunités du secteur de la gestion de patrimoine. En tant que futur professionnel dans le domaine de la finance, je suis convaincu que ce stage me permettra de développer de nouvelles compétences et de gagner une expérience pratique précieuse.</w:t>
       </w:r>
     </w:p>
     <w:p>
@@ -160,7 +160,7 @@
         <w:jc w:val="both"/>
       </w:pPr>
       <w:r>
-        <w:t>Au cours de mon expérience chez Altitude, j'ai acquis une expertise approfondie dans la structuration de produits cross-asset, la gestion de RFQ multi-émetteurs et la création de payoffs sur mesure. J'ai également développé une plateforme interne qui automatise l'ensemble de la chaîne commerciale, ce qui m'a donné une compréhension intime de ce que signifie créer de la valeur à l'intersection de la finance et de la technologie. Je suis convaincu que ces compétences seront transférables au rôle de Summer Internship 2026 – Structured Products Institutional Sales.</w:t>
+        <w:t>Mon expérience actuelle en tant que Structureur Cross Asset chez Altitude Investment Solutions m'a donné une vision à 360° des marchés et m'a appris à structurer des produits sur mesure pour répondre aux besoins des clients. Je suis convaincu que cette expérience me sera utile pour travailler sur des produits structurés et identifier de nouvelles opportunités commerciales pour les clients de Julius Baer.</w:t>
       </w:r>
     </w:p>
     <w:p>
@@ -170,7 +170,7 @@
         <w:jc w:val="both"/>
       </w:pPr>
       <w:r>
-        <w:t>Mon parcours atypique, qui combine une formation d'ingénieur et un Master en Finance, m'a donné une solide base analytique et une compréhension approfondie des marchés financiers. Mon expérience chez Credit Suisse Wealth Management m'a également permis de développer une compréhension de l'importance de la relation client et de la création de valeur pour les clients. Je suis convaincu que ce parcours atypique constitue un avantage différentiant pour le poste visé.</w:t>
+        <w:t>Ma formation en finance, notamment mon Master en Financial Markets &amp; Investments à SKEMA Business School, m'a donné une solide base en analyse financière, en produits dérivés et en gestion de portefeuille. Mon expérience chez Credit Suisse Wealth Management m'a également permis de développer une compréhension approfondie des besoins des clients UHNW et de l'importance de la relation de conseil.</w:t>
       </w:r>
     </w:p>
     <w:p>
@@ -180,7 +180,7 @@
         <w:jc w:val="both"/>
       </w:pPr>
       <w:r>
-        <w:t>Je suis particulièrement attiré par la possibilité de rejoindre l'équipe de Structured Products Institutional Sales chez Julius Baer, car je partage les valeurs de l'entreprise et je suis convaincu que mon expérience et mes compétences seront un atout pour l'équipe. Je suis impatient de découvrir les opportunités et les défis du secteur de la gestion de patrimoine et de contribuer à la création de valeur pour les clients de Julius Baer.</w:t>
+        <w:t>Je suis impatient de rejoindre l'équipe de Structured Products Institutional Sales de Julius Baer et de contribuer à la création de valeur pour les clients. Je suis convaincu que mon profil, combiné à ma passion pour la finance et mon désir d'apprendre, me permettra de faire une différence positive au sein de l'équipe.</w:t>
       </w:r>
     </w:p>
     <w:p>

--- a/cover_letters/julius-baer_summer-internship-2026-structured-products-institutional-sal_ed43d7dc_FR.docx
+++ b/cover_letters/julius-baer_summer-internship-2026-structured-products-institutional-sal_ed43d7dc_FR.docx
@@ -129,7 +129,7 @@
         <w:rPr>
           <w:b/>
         </w:rPr>
-        <w:t>Candidature au poste de Summer Internship 2026 – Structured Products Institutional Sales</w:t>
+        <w:t>Candidature au poste de Stagiaire en Vente Institutionnelle de Produits Structurés</w:t>
       </w:r>
     </w:p>
     <w:p>
@@ -150,7 +150,7 @@
         <w:jc w:val="both"/>
       </w:pPr>
       <w:r>
-        <w:t>Je suis particulièrement attiré par le programme d'été de Julius Baer, car il représente une opportunité unique de découvrir les défis et les opportunités du secteur de la gestion de patrimoine. En tant que futur professionnel dans le domaine de la finance, je suis convaincu que ce stage me permettra de développer de nouvelles compétences et de gagner une expérience pratique précieuse.</w:t>
+        <w:t>Je me sens particulièrement attiré par le programme de stage d'été 2026 proposé par Julius Baer, notamment dans le domaine des Produits Structurés, car il correspond parfaitement à mes aspirations professionnelles et à mon désir de me développer dans l'industrie de la gestion de patrimoine. L'opportunité de rejoindre une équipe dynamique et de travailler aux côtés de professionnels expérimentés sur des projets concrets est pour moi un défi passionnant.</w:t>
       </w:r>
     </w:p>
     <w:p>
@@ -160,7 +160,7 @@
         <w:jc w:val="both"/>
       </w:pPr>
       <w:r>
-        <w:t>Mon expérience actuelle en tant que Structureur Cross Asset chez Altitude Investment Solutions m'a donné une vision à 360° des marchés et m'a appris à structurer des produits sur mesure pour répondre aux besoins des clients. Je suis convaincu que cette expérience me sera utile pour travailler sur des produits structurés et identifier de nouvelles opportunités commerciales pour les clients de Julius Baer.</w:t>
+        <w:t>En tant que Structureur Cross Asset chez Altitude Investment Solutions, j'ai acquis une solide expérience dans la conception et la mise en place de produits d'investissement sur mesure, ce qui me permet de comprendre l'importance de la gestion de cycle de vie des produits dérivés, de la tarification et de l'exécution des produits structurés. Je suis convaincu que mes compétences en matière de structuration cross-asset et de gestion de RFQ multi-émetteurs pourraient être un atout précieux pour votre équipe.</w:t>
       </w:r>
     </w:p>
     <w:p>
@@ -170,7 +170,7 @@
         <w:jc w:val="both"/>
       </w:pPr>
       <w:r>
-        <w:t>Ma formation en finance, notamment mon Master en Financial Markets &amp; Investments à SKEMA Business School, m'a donné une solide base en analyse financière, en produits dérivés et en gestion de portefeuille. Mon expérience chez Credit Suisse Wealth Management m'a également permis de développer une compréhension approfondie des besoins des clients UHNW et de l'importance de la relation de conseil.</w:t>
+        <w:t>Mon parcours académique, avec un MSc en Financial Markets &amp; Investments de SKEMA Business School et un diplôme d'ingénieur en Génie Civil de Polytech Clermont-Ferrand, m'a doté d'une solide base analytique et d'une capacité à résoudre des problèmes complexes. Mon stage chez Credit Suisse Wealth Management m'a également permis de développer une compréhension approfondie des besoins des clients UHNW et de l'importance de la relation de conseil dans la gestion de patrimoine.</w:t>
       </w:r>
     </w:p>
     <w:p>
@@ -180,7 +180,7 @@
         <w:jc w:val="both"/>
       </w:pPr>
       <w:r>
-        <w:t>Je suis impatient de rejoindre l'équipe de Structured Products Institutional Sales de Julius Baer et de contribuer à la création de valeur pour les clients. Je suis convaincu que mon profil, combiné à ma passion pour la finance et mon désir d'apprendre, me permettra de faire une différence positive au sein de l'équipe.</w:t>
+        <w:t>Je suis particulièrement enthousiaste à l'idée de rejoindre Julius Baer et de contribuer à la création de valeur pour les clients en leur proposant des solutions innovantes et personnalisées. Je suis convaincu que mon profil unique, combinant des compétences financières solides, une expérience dans la structuration de produits et une passion pour la gestion de patrimoine, me permettrait de faire une différence positive au sein de votre équipe.</w:t>
       </w:r>
     </w:p>
     <w:p>

--- a/cover_letters/julius-baer_summer-internship-2026-structured-products-institutional-sal_ed43d7dc_FR.docx
+++ b/cover_letters/julius-baer_summer-internship-2026-structured-products-institutional-sal_ed43d7dc_FR.docx
@@ -107,7 +107,7 @@
         <w:rPr>
           <w:sz w:val="20"/>
         </w:rPr>
-        <w:t>Le 4 mai 2026</w:t>
+        <w:t>Le 6 mai 2026</w:t>
       </w:r>
     </w:p>
     <w:p>
@@ -150,7 +150,7 @@
         <w:jc w:val="both"/>
       </w:pPr>
       <w:r>
-        <w:t>Je me sens particulièrement attiré par le programme de stage d'été 2026 proposé par Julius Baer, notamment dans le domaine des Produits Structurés, car il correspond parfaitement à mes aspirations professionnelles et à mon désir de me développer dans l'industrie de la gestion de patrimoine. L'opportunité de rejoindre une équipe dynamique et de travailler aux côtés de professionnels expérimentés sur des projets concrets est pour moi un défi passionnant.</w:t>
+        <w:t>L'offre de Julius Baer pour un stage en vente institutionnelle de produits structurés représente pour moi l'opportunité idéale de combiner ma passion pour la finance avec mon désir de créer de la valeur au-delà de la richesse. En tant que structureur cross-asset chez Altitude Investment Solutions, j'ai développé une compréhension approfondie des marchés financiers et une capacité à concevoir des solutions d'investissement sur mesure pour les clients.</w:t>
       </w:r>
     </w:p>
     <w:p>
@@ -160,7 +160,7 @@
         <w:jc w:val="both"/>
       </w:pPr>
       <w:r>
-        <w:t>En tant que Structureur Cross Asset chez Altitude Investment Solutions, j'ai acquis une solide expérience dans la conception et la mise en place de produits d'investissement sur mesure, ce qui me permet de comprendre l'importance de la gestion de cycle de vie des produits dérivés, de la tarification et de l'exécution des produits structurés. Je suis convaincu que mes compétences en matière de structuration cross-asset et de gestion de RFQ multi-émetteurs pourraient être un atout précieux pour votre équipe.</w:t>
+        <w:t>Mon expérience actuelle chez Altitude m'a préparé idéalement à ce rôle, car j'ai appris à gérer les RFQ multi-émetteurs, à structurer des produits cross-asset et à créer des solutions d'investissement personnalisées pour les clients. La gestion de RFQ m'a aiguisé ma capacité de négociation, tandis que la structuration cross-asset m'a donné une vision à 360° des marchés. De plus, la création de ma plateforme interne a démontré ma capacité à industrialiser et innover dans le domaine de la finance.</w:t>
       </w:r>
     </w:p>
     <w:p>
@@ -170,7 +170,7 @@
         <w:jc w:val="both"/>
       </w:pPr>
       <w:r>
-        <w:t>Mon parcours académique, avec un MSc en Financial Markets &amp; Investments de SKEMA Business School et un diplôme d'ingénieur en Génie Civil de Polytech Clermont-Ferrand, m'a doté d'une solide base analytique et d'une capacité à résoudre des problèmes complexes. Mon stage chez Credit Suisse Wealth Management m'a également permis de développer une compréhension approfondie des besoins des clients UHNW et de l'importance de la relation de conseil dans la gestion de patrimoine.</w:t>
+        <w:t>Ma formation en finance, notamment mon MSc Financial Markets &amp; Investments à SKEMA Business School, m'a fourni une solide base en analyse financière, produits dérivés et gestion de portefeuille. Mon stage chez Credit Suisse Wealth Management m'a également donné une expérience pratique dans l'accompagnement de clients UHNW et la gestion de portefeuille. Cette combinaison de connaissances théoriques et d'expérience pratique me permet de comprendre les besoins des clients et de concevoir des solutions personnalisées pour répondre à ces besoins.</w:t>
       </w:r>
     </w:p>
     <w:p>
@@ -180,7 +180,7 @@
         <w:jc w:val="both"/>
       </w:pPr>
       <w:r>
-        <w:t>Je suis particulièrement enthousiaste à l'idée de rejoindre Julius Baer et de contribuer à la création de valeur pour les clients en leur proposant des solutions innovantes et personnalisées. Je suis convaincu que mon profil unique, combinant des compétences financières solides, une expérience dans la structuration de produits et une passion pour la gestion de patrimoine, me permettrait de faire une différence positive au sein de votre équipe.</w:t>
+        <w:t>Je suis convaincu que mon profil et mes compétences correspondent parfaitement à l'offre de Julius Baer. Je suis attiré par la possibilité de travailler dans un environnement dynamique et innovant, où je pourrai appliquer mes connaissances et mes compétences pour créer de la valeur pour les clients. Je suis impatient de rejoindre l'équipe de vente institutionnelle de produits structurés et de contribuer à la croissance et au succès de l'entreprise.</w:t>
       </w:r>
     </w:p>
     <w:p>

--- a/cover_letters/julius-baer_summer-internship-2026-structured-products-institutional-sal_ed43d7dc_FR.docx
+++ b/cover_letters/julius-baer_summer-internship-2026-structured-products-institutional-sal_ed43d7dc_FR.docx
@@ -107,7 +107,7 @@
         <w:rPr>
           <w:sz w:val="20"/>
         </w:rPr>
-        <w:t>Le 6 mai 2026</w:t>
+        <w:t>Le 10 mai 2026</w:t>
       </w:r>
     </w:p>
     <w:p>
@@ -150,7 +150,7 @@
         <w:jc w:val="both"/>
       </w:pPr>
       <w:r>
-        <w:t>L'offre de Julius Baer pour un stage en vente institutionnelle de produits structurés représente pour moi l'opportunité idéale de combiner ma passion pour la finance avec mon désir de créer de la valeur au-delà de la richesse. En tant que structureur cross-asset chez Altitude Investment Solutions, j'ai développé une compréhension approfondie des marchés financiers et une capacité à concevoir des solutions d'investissement sur mesure pour les clients.</w:t>
+        <w:t>Je me sens particulièrement attiré par le programme de stage d'été de Julius Baer, car il représente une opportunité unique de découvrir les défis et les opportunités du secteur de la gestion de patrimoine. En tant que futur professionnel passionné par la finance et les produits structurés, je suis convaincu que ce stage me permettra de développer de nouvelles compétences et de gagner une expérience pratique précieuse.</w:t>
       </w:r>
     </w:p>
     <w:p>
@@ -160,7 +160,7 @@
         <w:jc w:val="both"/>
       </w:pPr>
       <w:r>
-        <w:t>Mon expérience actuelle chez Altitude m'a préparé idéalement à ce rôle, car j'ai appris à gérer les RFQ multi-émetteurs, à structurer des produits cross-asset et à créer des solutions d'investissement personnalisées pour les clients. La gestion de RFQ m'a aiguisé ma capacité de négociation, tandis que la structuration cross-asset m'a donné une vision à 360° des marchés. De plus, la création de ma plateforme interne a démontré ma capacité à industrialiser et innover dans le domaine de la finance.</w:t>
+        <w:t>Mon expérience actuelle en tant que Structureur Cross Asset chez Altitude Investment Solutions m'a donné une vision à 360° des marchés et m'a appris à traduire une vue de marché en solution d'investissement sur mesure. J'ai également développé une plateforme interne qui automatise l'ensemble de la chaîne commerciale, ce qui m'a donné une compréhension intime de ce que signifie créer de la valeur à l'intersection de la finance et de la technologie. Je suis convaincu que ces compétences seront particulièrement utiles dans le cadre du stage en vente institutionnelle de produits structurés.</w:t>
       </w:r>
     </w:p>
     <w:p>
@@ -170,7 +170,7 @@
         <w:jc w:val="both"/>
       </w:pPr>
       <w:r>
-        <w:t>Ma formation en finance, notamment mon MSc Financial Markets &amp; Investments à SKEMA Business School, m'a fourni une solide base en analyse financière, produits dérivés et gestion de portefeuille. Mon stage chez Credit Suisse Wealth Management m'a également donné une expérience pratique dans l'accompagnement de clients UHNW et la gestion de portefeuille. Cette combinaison de connaissances théoriques et d'expérience pratique me permet de comprendre les besoins des clients et de concevoir des solutions personnalisées pour répondre à ces besoins.</w:t>
+        <w:t>Mon parcours universitaire, notamment mon MSc Financial Markets &amp; Investments à SKEMA Business School, m'a fourni une solide formation en finance et en gestion de portefeuille. Mon stage chez Credit Suisse Wealth Management m'a également donné l'occasion de travailler avec des clients UHNW et de développer une compréhension approfondie des besoins et des attentes de ces clients. Je suis convaincu que cette formation et cette expérience seront un atout précieux pour réussir dans le rôle de stagiaire en vente institutionnelle de produits structurés.</w:t>
       </w:r>
     </w:p>
     <w:p>
@@ -180,7 +180,7 @@
         <w:jc w:val="both"/>
       </w:pPr>
       <w:r>
-        <w:t>Je suis convaincu que mon profil et mes compétences correspondent parfaitement à l'offre de Julius Baer. Je suis attiré par la possibilité de travailler dans un environnement dynamique et innovant, où je pourrai appliquer mes connaissances et mes compétences pour créer de la valeur pour les clients. Je suis impatient de rejoindre l'équipe de vente institutionnelle de produits structurés et de contribuer à la croissance et au succès de l'entreprise.</w:t>
+        <w:t>Je suis particulièrement attiré par Julius Baer en raison de son engagement envers l'innovation et la création de valeur pour ses clients. Je suis convaincu que mon profil et mes compétences correspondent parfaitement aux besoins de l'entreprise et que je pourrais apporter une valeur ajoutée unique à l'équipe. Je suis impatient de découvrir les opportunités et les défis du secteur de la gestion de patrimoine et de contribuer à façonner l'avenir de la gestion de patrimoine avec Julius Baer.</w:t>
       </w:r>
     </w:p>
     <w:p>

--- a/cover_letters/julius-baer_summer-internship-2026-structured-products-institutional-sal_ed43d7dc_FR.docx
+++ b/cover_letters/julius-baer_summer-internship-2026-structured-products-institutional-sal_ed43d7dc_FR.docx
@@ -107,7 +107,7 @@
         <w:rPr>
           <w:sz w:val="20"/>
         </w:rPr>
-        <w:t>Le 10 mai 2026</w:t>
+        <w:t>Le 12 mai 2026</w:t>
       </w:r>
     </w:p>
     <w:p>
@@ -129,7 +129,7 @@
         <w:rPr>
           <w:b/>
         </w:rPr>
-        <w:t>Candidature au poste de Stagiaire en Vente Institutionnelle de Produits Structurés</w:t>
+        <w:t>Candidature au poste de Summer Internship 2026 – Structured Products Institutional Sales</w:t>
       </w:r>
     </w:p>
     <w:p>
@@ -150,7 +150,7 @@
         <w:jc w:val="both"/>
       </w:pPr>
       <w:r>
-        <w:t>Je me sens particulièrement attiré par le programme de stage d'été de Julius Baer, car il représente une opportunité unique de découvrir les défis et les opportunités du secteur de la gestion de patrimoine. En tant que futur professionnel passionné par la finance et les produits structurés, je suis convaincu que ce stage me permettra de développer de nouvelles compétences et de gagner une expérience pratique précieuse.</w:t>
+        <w:t>Je suis particulièrement attiré par le programme d'été de Julius Baer en tant que stagiaire dans l'équipe des ventes institutionnelles de produits structurés. Ce qui me motive, c'est l'opportunité de découvrir les défis et les opportunités du secteur de la gestion de patrimoine, ainsi que de développer de nouvelles compétences et d'acquérir une expérience pratique aux côtés de professionnels expérimentés.</w:t>
       </w:r>
     </w:p>
     <w:p>
@@ -160,7 +160,7 @@
         <w:jc w:val="both"/>
       </w:pPr>
       <w:r>
-        <w:t>Mon expérience actuelle en tant que Structureur Cross Asset chez Altitude Investment Solutions m'a donné une vision à 360° des marchés et m'a appris à traduire une vue de marché en solution d'investissement sur mesure. J'ai également développé une plateforme interne qui automatise l'ensemble de la chaîne commerciale, ce qui m'a donné une compréhension intime de ce que signifie créer de la valeur à l'intersection de la finance et de la technologie. Je suis convaincu que ces compétences seront particulièrement utiles dans le cadre du stage en vente institutionnelle de produits structurés.</w:t>
+        <w:t>En tant que Structureur Cross Asset chez Altitude Investment Solutions, j'ai développé une solide compréhension des produits dérivés et des marchés financiers. J'ai également acquis une expérience précieuse dans la gestion de RFQ multi-émetteurs, la structuration cross-asset et la création de payoffs sur mesure. Je suis convaincu que ces compétences seront transférables au rôle de stagiaire dans l'équipe des ventes institutionnelles de produits structurés chez Julius Baer.</w:t>
       </w:r>
     </w:p>
     <w:p>
@@ -170,7 +170,7 @@
         <w:jc w:val="both"/>
       </w:pPr>
       <w:r>
-        <w:t>Mon parcours universitaire, notamment mon MSc Financial Markets &amp; Investments à SKEMA Business School, m'a fourni une solide formation en finance et en gestion de portefeuille. Mon stage chez Credit Suisse Wealth Management m'a également donné l'occasion de travailler avec des clients UHNW et de développer une compréhension approfondie des besoins et des attentes de ces clients. Je suis convaincu que cette formation et cette expérience seront un atout précieux pour réussir dans le rôle de stagiaire en vente institutionnelle de produits structurés.</w:t>
+        <w:t>Mon parcours académique, notamment mon MSc Financial Markets &amp; Investments à SKEMA Business School, m'a fourni une base solide en finance et en analyse financière. Mon expérience chez Credit Suisse Wealth Management m'a également donné une compréhension approfondie des besoins des clients UHNW et des allocations de portefeuille personnalisées. Je suis convaincu que mon profil atypique constitue un avantage différentiant pour ce rôle.</w:t>
       </w:r>
     </w:p>
     <w:p>
@@ -180,7 +180,7 @@
         <w:jc w:val="both"/>
       </w:pPr>
       <w:r>
-        <w:t>Je suis particulièrement attiré par Julius Baer en raison de son engagement envers l'innovation et la création de valeur pour ses clients. Je suis convaincu que mon profil et mes compétences correspondent parfaitement aux besoins de l'entreprise et que je pourrais apporter une valeur ajoutée unique à l'équipe. Je suis impatient de découvrir les opportunités et les défis du secteur de la gestion de patrimoine et de contribuer à façonner l'avenir de la gestion de patrimoine avec Julius Baer.</w:t>
+        <w:t>Je suis enthousiaste à l'idée de rejoindre l'équipe des ventes institutionnelles de produits structurés chez Julius Baer et de contribuer à la création de valeur pour les clients. Je suis attiré par la culture d'entreprise qui valorise l'innovation, la créativité et l'entrepreneuriat. Je suis impatient de découvrir les opportunités et les défis de ce rôle et de contribuer à l'avenir de la gestion de patrimoine.</w:t>
       </w:r>
     </w:p>
     <w:p>

--- a/cover_letters/julius-baer_summer-internship-2026-structured-products-institutional-sal_ed43d7dc_FR.docx
+++ b/cover_letters/julius-baer_summer-internship-2026-structured-products-institutional-sal_ed43d7dc_FR.docx
@@ -107,7 +107,7 @@
         <w:rPr>
           <w:sz w:val="20"/>
         </w:rPr>
-        <w:t>Le 12 mai 2026</w:t>
+        <w:t>Le 13 mai 2026</w:t>
       </w:r>
     </w:p>
     <w:p>
@@ -129,7 +129,7 @@
         <w:rPr>
           <w:b/>
         </w:rPr>
-        <w:t>Candidature au poste de Summer Internship 2026 – Structured Products Institutional Sales</w:t>
+        <w:t>Candidature au poste d'Internship Structured Products Institutional Sales</w:t>
       </w:r>
     </w:p>
     <w:p>
@@ -150,7 +150,7 @@
         <w:jc w:val="both"/>
       </w:pPr>
       <w:r>
-        <w:t>Je suis particulièrement attiré par le programme d'été de Julius Baer en tant que stagiaire dans l'équipe des ventes institutionnelles de produits structurés. Ce qui me motive, c'est l'opportunité de découvrir les défis et les opportunités du secteur de la gestion de patrimoine, ainsi que de développer de nouvelles compétences et d'acquérir une expérience pratique aux côtés de professionnels expérimentés.</w:t>
+        <w:t>Je me sens particulièrement attiré par le programme d'été de Julius Baer en tant qu'Internship Structured Products Institutional Sales, car il représente une opportunité unique de découvrir les défis et les opportunités du secteur de la gestion de patrimoine. Avec ma formation en finance et mon expérience dans la structuration de produits cross-asset, je suis convaincu que je peux apporter une valeur ajoutée à votre équipe.</w:t>
       </w:r>
     </w:p>
     <w:p>
@@ -160,7 +160,7 @@
         <w:jc w:val="both"/>
       </w:pPr>
       <w:r>
-        <w:t>En tant que Structureur Cross Asset chez Altitude Investment Solutions, j'ai développé une solide compréhension des produits dérivés et des marchés financiers. J'ai également acquis une expérience précieuse dans la gestion de RFQ multi-émetteurs, la structuration cross-asset et la création de payoffs sur mesure. Je suis convaincu que ces compétences seront transférables au rôle de stagiaire dans l'équipe des ventes institutionnelles de produits structurés chez Julius Baer.</w:t>
+        <w:t>Mon expérience actuelle en tant que Structureur Cross Asset Solutions chez Altitude Investment Solutions m'a donné une vision à 360° des marchés et m'a appris à traduire une vue de marché en solution d'investissement sur mesure. La gestion de RFQ multi-émetteurs m'a également aiguisé ma capacité de négociation, tandis que la création de ma plateforme interne démontre ma capacité à industrialiser et innover. Je suis convaincu que ces compétences seront transférables au rôle de Structured Products Institutional Sales.</w:t>
       </w:r>
     </w:p>
     <w:p>
@@ -170,7 +170,7 @@
         <w:jc w:val="both"/>
       </w:pPr>
       <w:r>
-        <w:t>Mon parcours académique, notamment mon MSc Financial Markets &amp; Investments à SKEMA Business School, m'a fourni une base solide en finance et en analyse financière. Mon expérience chez Credit Suisse Wealth Management m'a également donné une compréhension approfondie des besoins des clients UHNW et des allocations de portefeuille personnalisées. Je suis convaincu que mon profil atypique constitue un avantage différentiant pour ce rôle.</w:t>
+        <w:t>Ma formation en finance, notamment mon MSc Financial Markets &amp; Investments de SKEMA Business School, m'a donné une solide base en analyse financière et en produits dérivés. Mon passage chez Credit Suisse Wealth Management m'a également exposé à l'accompagnement de clients UHNW et à la gestion de portefeuilles personnalisés. Je suis convaincu que ce parcours atypique constitue un avantage différentiant pour le poste visé, car il me permet de combiner une approche analytique avec une compréhension des besoins des clients.</w:t>
       </w:r>
     </w:p>
     <w:p>
@@ -180,7 +180,7 @@
         <w:jc w:val="both"/>
       </w:pPr>
       <w:r>
-        <w:t>Je suis enthousiaste à l'idée de rejoindre l'équipe des ventes institutionnelles de produits structurés chez Julius Baer et de contribuer à la création de valeur pour les clients. Je suis attiré par la culture d'entreprise qui valorise l'innovation, la créativité et l'entrepreneuriat. Je suis impatient de découvrir les opportunités et les défis de ce rôle et de contribuer à l'avenir de la gestion de patrimoine.</w:t>
+        <w:t>Je suis particulièrement attiré par l'opportunité de rejoindre l'équipe de Structured Products Institutional Sales de Julius Baer, car elle représente un environnement idéal pour apprendre, grandir et innover. Je suis convaincu que mes compétences et mon expérience seront un atout pour l'équipe et que je pourrai contribuer à créer de la valeur pour les clients. Je suis impatient de découvrir les opportunités et les défis de ce rôle et de contribuer à façonner l'avenir de la gestion de patrimoine.</w:t>
       </w:r>
     </w:p>
     <w:p>

--- a/cover_letters/julius-baer_summer-internship-2026-structured-products-institutional-sal_ed43d7dc_FR.docx
+++ b/cover_letters/julius-baer_summer-internship-2026-structured-products-institutional-sal_ed43d7dc_FR.docx
@@ -107,7 +107,7 @@
         <w:rPr>
           <w:sz w:val="20"/>
         </w:rPr>
-        <w:t>Le 13 mai 2026</w:t>
+        <w:t>Le 16 mai 2026</w:t>
       </w:r>
     </w:p>
     <w:p>
@@ -129,7 +129,7 @@
         <w:rPr>
           <w:b/>
         </w:rPr>
-        <w:t>Candidature au poste d'Internship Structured Products Institutional Sales</w:t>
+        <w:t>Candidature au poste de Stage d'été 2026 – Vente de produits structurés institutionnels</w:t>
       </w:r>
     </w:p>
     <w:p>
@@ -150,7 +150,7 @@
         <w:jc w:val="both"/>
       </w:pPr>
       <w:r>
-        <w:t>Je me sens particulièrement attiré par le programme d'été de Julius Baer en tant qu'Internship Structured Products Institutional Sales, car il représente une opportunité unique de découvrir les défis et les opportunités du secteur de la gestion de patrimoine. Avec ma formation en finance et mon expérience dans la structuration de produits cross-asset, je suis convaincu que je peux apporter une valeur ajoutée à votre équipe.</w:t>
+        <w:t>Je me sens particulièrement attiré par le stage d'été proposé par Julius Baer dans le domaine des produits structurés institutionnels, car il représente une opportunité unique de découvrir les défis et les opportunités de l'industrie de la gestion de patrimoine. Avec mon expérience en tant que Structureur Cross Asset chez Altitude Investment Solutions, j'ai développé une solide compréhension des marchés financiers et des besoins des clients institutionnels.</w:t>
       </w:r>
     </w:p>
     <w:p>
@@ -160,7 +160,7 @@
         <w:jc w:val="both"/>
       </w:pPr>
       <w:r>
-        <w:t>Mon expérience actuelle en tant que Structureur Cross Asset Solutions chez Altitude Investment Solutions m'a donné une vision à 360° des marchés et m'a appris à traduire une vue de marché en solution d'investissement sur mesure. La gestion de RFQ multi-émetteurs m'a également aiguisé ma capacité de négociation, tandis que la création de ma plateforme interne démontre ma capacité à industrialiser et innover. Je suis convaincu que ces compétences seront transférables au rôle de Structured Products Institutional Sales.</w:t>
+        <w:t>Mon expérience actuelle chez Altitude m'a préparé idéalement à ce rôle, car j'ai appris à gérer les RFQ multi-émetteurs, à structurer des produits cross-asset et à négocier avec les clients. J'ai également développé une plateforme interne qui automatise l'ensemble de la chaîne commerciale, ce qui m'a donné une compréhension intime de ce que signifie créer de la valeur à l'intersection de la finance et de la technologie. Je suis convaincu que ces compétences seront très utiles dans le cadre de ce stage.</w:t>
       </w:r>
     </w:p>
     <w:p>
@@ -170,7 +170,7 @@
         <w:jc w:val="both"/>
       </w:pPr>
       <w:r>
-        <w:t>Ma formation en finance, notamment mon MSc Financial Markets &amp; Investments de SKEMA Business School, m'a donné une solide base en analyse financière et en produits dérivés. Mon passage chez Credit Suisse Wealth Management m'a également exposé à l'accompagnement de clients UHNW et à la gestion de portefeuilles personnalisés. Je suis convaincu que ce parcours atypique constitue un avantage différentiant pour le poste visé, car il me permet de combiner une approche analytique avec une compréhension des besoins des clients.</w:t>
+        <w:t>Mon parcours académique, avec un MSc en Financial Markets &amp; Investments de SKEMA Business School et un diplôme d'ingénieur en Génie Civil de Polytech Clermont-Ferrand, m'a fourni une solide formation en finance et en analyse quantitative. Mon stage chez Credit Suisse Wealth Management m'a également donné une expérience pratique de la gestion de patrimoine et de la relation client. Je suis convaincu que ce parcours atypique constitue un avantage différentiant pour ce rôle.</w:t>
       </w:r>
     </w:p>
     <w:p>
@@ -180,7 +180,7 @@
         <w:jc w:val="both"/>
       </w:pPr>
       <w:r>
-        <w:t>Je suis particulièrement attiré par l'opportunité de rejoindre l'équipe de Structured Products Institutional Sales de Julius Baer, car elle représente un environnement idéal pour apprendre, grandir et innover. Je suis convaincu que mes compétences et mon expérience seront un atout pour l'équipe et que je pourrai contribuer à créer de la valeur pour les clients. Je suis impatient de découvrir les opportunités et les défis de ce rôle et de contribuer à façonner l'avenir de la gestion de patrimoine.</w:t>
+        <w:t>Je suis particulièrement attiré par Julius Baer car l'entreprise partage mes valeurs de créativité, d'innovation et de relation client. Je suis impatient de rejoindre l'équipe de Structured Products Institutional Sales et de contribuer à la création de valeur pour les clients. Je suis convaincu que ce stage sera une expérience enrichissante et que je pourrai apporter une valeur ajoutée unique à l'équipe.</w:t>
       </w:r>
     </w:p>
     <w:p>

--- a/cover_letters/julius-baer_summer-internship-2026-structured-products-institutional-sal_ed43d7dc_FR.docx
+++ b/cover_letters/julius-baer_summer-internship-2026-structured-products-institutional-sal_ed43d7dc_FR.docx
@@ -107,7 +107,7 @@
         <w:rPr>
           <w:sz w:val="20"/>
         </w:rPr>
-        <w:t>Le 16 mai 2026</w:t>
+        <w:t>Le 17 mai 2026</w:t>
       </w:r>
     </w:p>
     <w:p>
@@ -129,7 +129,7 @@
         <w:rPr>
           <w:b/>
         </w:rPr>
-        <w:t>Candidature au poste de Stage d'été 2026 – Vente de produits structurés institutionnels</w:t>
+        <w:t>Candidature au poste de Stage Structured Products Institutional Sales</w:t>
       </w:r>
     </w:p>
     <w:p>
@@ -150,7 +150,7 @@
         <w:jc w:val="both"/>
       </w:pPr>
       <w:r>
-        <w:t>Je me sens particulièrement attiré par le stage d'été proposé par Julius Baer dans le domaine des produits structurés institutionnels, car il représente une opportunité unique de découvrir les défis et les opportunités de l'industrie de la gestion de patrimoine. Avec mon expérience en tant que Structureur Cross Asset chez Altitude Investment Solutions, j'ai développé une solide compréhension des marchés financiers et des besoins des clients institutionnels.</w:t>
+        <w:t>Je me sens particulièrement attiré par le stage de 10 semaines proposé par Julius Baer dans l'équipe des ventes institutionnelles de produits structurés. Cette opportunité de découvrir les défis et les opportunités de l'industrie de la gestion de patrimoine, aux côtés de professionnels expérimentés, correspond parfaitement à mes aspirations.</w:t>
       </w:r>
     </w:p>
     <w:p>
@@ -160,7 +160,7 @@
         <w:jc w:val="both"/>
       </w:pPr>
       <w:r>
-        <w:t>Mon expérience actuelle chez Altitude m'a préparé idéalement à ce rôle, car j'ai appris à gérer les RFQ multi-émetteurs, à structurer des produits cross-asset et à négocier avec les clients. J'ai également développé une plateforme interne qui automatise l'ensemble de la chaîne commerciale, ce qui m'a donné une compréhension intime de ce que signifie créer de la valeur à l'intersection de la finance et de la technologie. Je suis convaincu que ces compétences seront très utiles dans le cadre de ce stage.</w:t>
+        <w:t>Mon expérience actuelle en tant que Structureur Cross Asset chez Altitude Investment Solutions m'a donné une solide compréhension des produits dérivés et des besoins des clients institutionnels. J'ai développé une expertise dans la structuration de produits sur mesure, la gestion de RFQ multi-émetteurs et la négociation de conditions favorables. Je suis convaincu que ces compétences seront très utiles dans le cadre de ce stage.</w:t>
       </w:r>
     </w:p>
     <w:p>
@@ -170,7 +170,7 @@
         <w:jc w:val="both"/>
       </w:pPr>
       <w:r>
-        <w:t>Mon parcours académique, avec un MSc en Financial Markets &amp; Investments de SKEMA Business School et un diplôme d'ingénieur en Génie Civil de Polytech Clermont-Ferrand, m'a fourni une solide formation en finance et en analyse quantitative. Mon stage chez Credit Suisse Wealth Management m'a également donné une expérience pratique de la gestion de patrimoine et de la relation client. Je suis convaincu que ce parcours atypique constitue un avantage différentiant pour ce rôle.</w:t>
+        <w:t>Mon parcours académique, avec un MSc en Financial Markets &amp; Investments de SKEMA Business School et un diplôme d'ingénieur en Génie Civil de Polytech Clermont-Ferrand, m'a fourni une base solide en finance et en analyse quantitative. Mon stage chez Credit Suisse Wealth Management m'a également donné une expérience pratique de la gestion de patrimoine et de la relation client.</w:t>
       </w:r>
     </w:p>
     <w:p>
@@ -180,7 +180,7 @@
         <w:jc w:val="both"/>
       </w:pPr>
       <w:r>
-        <w:t>Je suis particulièrement attiré par Julius Baer car l'entreprise partage mes valeurs de créativité, d'innovation et de relation client. Je suis impatient de rejoindre l'équipe de Structured Products Institutional Sales et de contribuer à la création de valeur pour les clients. Je suis convaincu que ce stage sera une expérience enrichissante et que je pourrai apporter une valeur ajoutée unique à l'équipe.</w:t>
+        <w:t>Je suis enthousiasmé à l'idée de rejoindre l'équipe de Julius Baer et de contribuer à la création de valeur pour les clients. Je suis convaincu que mon profil, alliant une solide formation académique et une expérience pratique dans la finance, correspond parfaitement aux exigences de ce stage. Je suis impatient de découvrir les opportunités et les défis de ce rôle et de contribuer à l'innovation et à la croissance de l'entreprise.</w:t>
       </w:r>
     </w:p>
     <w:p>

--- a/cover_letters/julius-baer_summer-internship-2026-structured-products-institutional-sal_ed43d7dc_FR.docx
+++ b/cover_letters/julius-baer_summer-internship-2026-structured-products-institutional-sal_ed43d7dc_FR.docx
@@ -107,7 +107,7 @@
         <w:rPr>
           <w:sz w:val="20"/>
         </w:rPr>
-        <w:t>Le 17 mai 2026</w:t>
+        <w:t>Le 18 mai 2026</w:t>
       </w:r>
     </w:p>
     <w:p>
@@ -129,7 +129,7 @@
         <w:rPr>
           <w:b/>
         </w:rPr>
-        <w:t>Candidature au poste de Stage Structured Products Institutional Sales</w:t>
+        <w:t>Candidature au poste de Stagiaire en Vente Institutionnelle de Produits Structurés</w:t>
       </w:r>
     </w:p>
     <w:p>
@@ -150,7 +150,7 @@
         <w:jc w:val="both"/>
       </w:pPr>
       <w:r>
-        <w:t>Je me sens particulièrement attiré par le stage de 10 semaines proposé par Julius Baer dans l'équipe des ventes institutionnelles de produits structurés. Cette opportunité de découvrir les défis et les opportunités de l'industrie de la gestion de patrimoine, aux côtés de professionnels expérimentés, correspond parfaitement à mes aspirations.</w:t>
+        <w:t>Je suis attiré par l'offre de stage d'été chez Julius Baer, car elle me permet de combiner ma passion pour la finance et mon intérêt pour les produits structurés. En tant que structureur cross-asset chez Altitude Investment Solutions, j'ai développé une solide compréhension des marchés financiers et des besoins des clients institutionnels.</w:t>
       </w:r>
     </w:p>
     <w:p>
@@ -160,7 +160,7 @@
         <w:jc w:val="both"/>
       </w:pPr>
       <w:r>
-        <w:t>Mon expérience actuelle en tant que Structureur Cross Asset chez Altitude Investment Solutions m'a donné une solide compréhension des produits dérivés et des besoins des clients institutionnels. J'ai développé une expertise dans la structuration de produits sur mesure, la gestion de RFQ multi-émetteurs et la négociation de conditions favorables. Je suis convaincu que ces compétences seront très utiles dans le cadre de ce stage.</w:t>
+        <w:t>Mon expérience actuelle chez Altitude m'a préparé idéalement à ce rôle, car j'ai appris à gérer les RFQ multi-émetteurs, à structurer des produits cross-asset et à créer des solutions d'investissement sur mesure. J'ai également développé une plateforme interne qui automatise l'ensemble de la chaîne commerciale, ce qui m'a donné une compréhension intime de ce que signifie créer de la valeur à l'intersection de la finance et de la technologie.</w:t>
       </w:r>
     </w:p>
     <w:p>
@@ -170,7 +170,7 @@
         <w:jc w:val="both"/>
       </w:pPr>
       <w:r>
-        <w:t>Mon parcours académique, avec un MSc en Financial Markets &amp; Investments de SKEMA Business School et un diplôme d'ingénieur en Génie Civil de Polytech Clermont-Ferrand, m'a fourni une base solide en finance et en analyse quantitative. Mon stage chez Credit Suisse Wealth Management m'a également donné une expérience pratique de la gestion de patrimoine et de la relation client.</w:t>
+        <w:t>Mon parcours atypique, alliant une formation d'ingénieur et un master en finance, m'a donné une vision à 360° des marchés et une rigueur analytique qui me permet de résoudre des problèmes complexes. Mon stage chez Credit Suisse Wealth Management m'a également donné une exposition aux clients UHNW et aux différentes classes d'actifs, ce qui m'a permis de développer une compréhension approfondie des besoins des clients institutionnels.</w:t>
       </w:r>
     </w:p>
     <w:p>
@@ -180,7 +180,7 @@
         <w:jc w:val="both"/>
       </w:pPr>
       <w:r>
-        <w:t>Je suis enthousiasmé à l'idée de rejoindre l'équipe de Julius Baer et de contribuer à la création de valeur pour les clients. Je suis convaincu que mon profil, alliant une solide formation académique et une expérience pratique dans la finance, correspond parfaitement aux exigences de ce stage. Je suis impatient de découvrir les opportunités et les défis de ce rôle et de contribuer à l'innovation et à la croissance de l'entreprise.</w:t>
+        <w:t>Je suis convaincu que mon profil et mon expérience me permettent d'apporter une valeur ajoutée unique à l'équipe de vente institutionnelle de produits structurés chez Julius Baer. Je suis impatient de découvrir les opportunités et les défis de l'industrie de la gestion de patrimoine et de travailler aux côtés de professionnels expérimentés pour acquérir de nouvelles compétences et développer mes connaissances.</w:t>
       </w:r>
     </w:p>
     <w:p>

--- a/cover_letters/julius-baer_summer-internship-2026-structured-products-institutional-sal_ed43d7dc_FR.docx
+++ b/cover_letters/julius-baer_summer-internship-2026-structured-products-institutional-sal_ed43d7dc_FR.docx
@@ -107,7 +107,7 @@
         <w:rPr>
           <w:sz w:val="20"/>
         </w:rPr>
-        <w:t>Le 18 mai 2026</w:t>
+        <w:t>Le 19 mai 2026</w:t>
       </w:r>
     </w:p>
     <w:p>
@@ -129,7 +129,7 @@
         <w:rPr>
           <w:b/>
         </w:rPr>
-        <w:t>Candidature au poste de Stagiaire en Vente Institutionnelle de Produits Structurés</w:t>
+        <w:t>Candidature pour le poste de Stagiaire en Vente Institutionnelle de Produits Structurés</w:t>
       </w:r>
     </w:p>
     <w:p>
@@ -150,7 +150,7 @@
         <w:jc w:val="both"/>
       </w:pPr>
       <w:r>
-        <w:t>Je suis attiré par l'offre de stage d'été chez Julius Baer, car elle me permet de combiner ma passion pour la finance et mon intérêt pour les produits structurés. En tant que structureur cross-asset chez Altitude Investment Solutions, j'ai développé une solide compréhension des marchés financiers et des besoins des clients institutionnels.</w:t>
+        <w:t>En tant que professionnel passionné par la finance et les produits structurés, je suis convaincu que le stage d'été 2026 au sein de l'équipe de Vente Institutionnelle de Produits Structurés de Julius Baer à Zurich est l'opportunité idéale pour moi de découvrir les défis et les opportunités de l'industrie de la gestion de patrimoine. Avec mon expérience en tant que Structureur Cross Asset chez Altitude Investment Solutions, j'ai développé une solide compréhension des produits dérivés et des besoins des clients institutionnels.</w:t>
       </w:r>
     </w:p>
     <w:p>
@@ -160,7 +160,7 @@
         <w:jc w:val="both"/>
       </w:pPr>
       <w:r>
-        <w:t>Mon expérience actuelle chez Altitude m'a préparé idéalement à ce rôle, car j'ai appris à gérer les RFQ multi-émetteurs, à structurer des produits cross-asset et à créer des solutions d'investissement sur mesure. J'ai également développé une plateforme interne qui automatise l'ensemble de la chaîne commerciale, ce qui m'a donné une compréhension intime de ce que signifie créer de la valeur à l'intersection de la finance et de la technologie.</w:t>
+        <w:t>Mon expérience actuelle chez Altitude m'a préparé idéalement à ce rôle, car j'ai pu développer une vision à 360° des marchés et comprendre comment les produits structurés peuvent répondre aux besoins spécifiques des clients. J'ai également acquis une expérience significative dans la gestion de RFQ multi-émetteurs, ce qui m'a permis de développer mes compétences en négociation et en analyse financière. De plus, mon projet de plateforme interne de structuration et de pricing m'a donné une compréhension approfondie de l'importance de l'innovation et de la technologie dans la finance.</w:t>
       </w:r>
     </w:p>
     <w:p>
@@ -170,7 +170,7 @@
         <w:jc w:val="both"/>
       </w:pPr>
       <w:r>
-        <w:t>Mon parcours atypique, alliant une formation d'ingénieur et un master en finance, m'a donné une vision à 360° des marchés et une rigueur analytique qui me permet de résoudre des problèmes complexes. Mon stage chez Credit Suisse Wealth Management m'a également donné une exposition aux clients UHNW et aux différentes classes d'actifs, ce qui m'a permis de développer une compréhension approfondie des besoins des clients institutionnels.</w:t>
+        <w:t>Mon parcours académique, avec un MSc en Financial Markets &amp; Investments de SKEMA Business School et un diplôme d'ingénieur en Génie Civil de Polytech Clermont-Ferrand, m'a fourni une solide base en finance et en analyse quantitative. Mon stage chez Credit Suisse Wealth Management m'a également donné l'opportunité de travailler avec des clients UHNW et de comprendre leurs besoins et leurs attentes. Je suis convaincu que mon profil unique et mon expérience variée me permettront de contribuer de manière significative à l'équipe de Julius Baer.</w:t>
       </w:r>
     </w:p>
     <w:p>
@@ -180,7 +180,7 @@
         <w:jc w:val="both"/>
       </w:pPr>
       <w:r>
-        <w:t>Je suis convaincu que mon profil et mon expérience me permettent d'apporter une valeur ajoutée unique à l'équipe de vente institutionnelle de produits structurés chez Julius Baer. Je suis impatient de découvrir les opportunités et les défis de l'industrie de la gestion de patrimoine et de travailler aux côtés de professionnels expérimentés pour acquérir de nouvelles compétences et développer mes connaissances.</w:t>
+        <w:t>Je suis attiré par Julius Baer en raison de sa réputation pour l'innovation et l'excellence dans la gestion de patrimoine. Je suis convaincu que mon expérience et mes compétences seront un atout pour l'équipe de Vente Institutionnelle de Produits Structurés et que je pourrai contribuer à créer de la valeur pour les clients de l'entreprise. Je suis impatient de découvrir les opportunités et les défis de ce stage et de contribuer à l'avenir de la gestion de patrimoine avec Julius Baer.</w:t>
       </w:r>
     </w:p>
     <w:p>

--- a/cover_letters/julius-baer_summer-internship-2026-structured-products-institutional-sal_ed43d7dc_FR.docx
+++ b/cover_letters/julius-baer_summer-internship-2026-structured-products-institutional-sal_ed43d7dc_FR.docx
@@ -107,7 +107,7 @@
         <w:rPr>
           <w:sz w:val="20"/>
         </w:rPr>
-        <w:t>Le 19 mai 2026</w:t>
+        <w:t>Le 23 mai 2026</w:t>
       </w:r>
     </w:p>
     <w:p>
@@ -129,7 +129,7 @@
         <w:rPr>
           <w:b/>
         </w:rPr>
-        <w:t>Candidature pour le poste de Stagiaire en Vente Institutionnelle de Produits Structurés</w:t>
+        <w:t>Candidature au poste de Stagiaire en Vente Institutionnelle de Produits Structurés</w:t>
       </w:r>
     </w:p>
     <w:p>
@@ -150,7 +150,7 @@
         <w:jc w:val="both"/>
       </w:pPr>
       <w:r>
-        <w:t>En tant que professionnel passionné par la finance et les produits structurés, je suis convaincu que le stage d'été 2026 au sein de l'équipe de Vente Institutionnelle de Produits Structurés de Julius Baer à Zurich est l'opportunité idéale pour moi de découvrir les défis et les opportunités de l'industrie de la gestion de patrimoine. Avec mon expérience en tant que Structureur Cross Asset chez Altitude Investment Solutions, j'ai développé une solide compréhension des produits dérivés et des besoins des clients institutionnels.</w:t>
+        <w:t>La découverte de l'offre de Julius Baer pour un stage en Vente Institutionnelle de Produits Structurés m'a immédiatement captivé, car elle correspond parfaitement à mon désir de me lancer dans le monde de la gestion de patrimoine et de la finance. L'opportunité de rejoindre une équipe dynamique et innovante comme celle de Julius Baer, où l'entrepreneuriat et l'empowerment sont valorisés, représente pour moi un défi passionnant.</w:t>
       </w:r>
     </w:p>
     <w:p>
@@ -160,7 +160,7 @@
         <w:jc w:val="both"/>
       </w:pPr>
       <w:r>
-        <w:t>Mon expérience actuelle chez Altitude m'a préparé idéalement à ce rôle, car j'ai pu développer une vision à 360° des marchés et comprendre comment les produits structurés peuvent répondre aux besoins spécifiques des clients. J'ai également acquis une expérience significative dans la gestion de RFQ multi-émetteurs, ce qui m'a permis de développer mes compétences en négociation et en analyse financière. De plus, mon projet de plateforme interne de structuration et de pricing m'a donné une compréhension approfondie de l'importance de l'innovation et de la technologie dans la finance.</w:t>
+        <w:t>En tant que Structureur Cross Asset chez Altitude Investment Solutions, j'ai développé une solide compréhension des produits structurés et de leur importance dans la gestion de patrimoine institutionnelle. La gestion de RFQ multi-émetteurs et la structuration cross-asset m'ont donné une vision à 360° des marchés, permettant de comprendre les besoins spécifiques des clients institutionnels. Je suis convaincu que ces compétences seront transférables et précieuses dans le rôle de stagiaire en Vente Institutionnelle de Produits Structurés chez Julius Baer.</w:t>
       </w:r>
     </w:p>
     <w:p>
@@ -170,7 +170,7 @@
         <w:jc w:val="both"/>
       </w:pPr>
       <w:r>
-        <w:t>Mon parcours académique, avec un MSc en Financial Markets &amp; Investments de SKEMA Business School et un diplôme d'ingénieur en Génie Civil de Polytech Clermont-Ferrand, m'a fourni une solide base en finance et en analyse quantitative. Mon stage chez Credit Suisse Wealth Management m'a également donné l'opportunité de travailler avec des clients UHNW et de comprendre leurs besoins et leurs attentes. Je suis convaincu que mon profil unique et mon expérience variée me permettront de contribuer de manière significative à l'équipe de Julius Baer.</w:t>
+        <w:t>Mon parcours académique, notamment mon MSc en Financial Markets &amp; Investments à SKEMA Business School, m'a fourni une base solide en finance et en analyse financière. Mon stage chez Credit Suisse Wealth Management m'a également donné une expérience pratique dans l'accompagnement de clients UHNW et la gestion de portefeuilles personnalisés. Je suis convaincu que cette combinaison de connaissances théoriques et d'expérience pratique me permettra de contribuer de manière significative à l'équipe de Julius Baer.</w:t>
       </w:r>
     </w:p>
     <w:p>
@@ -180,7 +180,7 @@
         <w:jc w:val="both"/>
       </w:pPr>
       <w:r>
-        <w:t>Je suis attiré par Julius Baer en raison de sa réputation pour l'innovation et l'excellence dans la gestion de patrimoine. Je suis convaincu que mon expérience et mes compétences seront un atout pour l'équipe de Vente Institutionnelle de Produits Structurés et que je pourrai contribuer à créer de la valeur pour les clients de l'entreprise. Je suis impatient de découvrir les opportunités et les défis de ce stage et de contribuer à l'avenir de la gestion de patrimoine avec Julius Baer.</w:t>
+        <w:t>Je suis attiré par la philosophie de Julius Baer, qui met l'accent sur l'innovation, l'entrepreneuriat et la création de valeur au-delà de la richesse. Je suis impatient de l'opportunité de rejoindre une équipe qui partage mes valeurs et de contribuer à façonner l'avenir de la gestion de patrimoine. Je suis convaincu que mon profil unique, combinant des compétences en finance, en analyse et en innovation, me permettra d'apporter une valeur ajoutée à l'équipe de Julius Baer.</w:t>
       </w:r>
     </w:p>
     <w:p>

--- a/cover_letters/julius-baer_summer-internship-2026-structured-products-institutional-sal_ed43d7dc_FR.docx
+++ b/cover_letters/julius-baer_summer-internship-2026-structured-products-institutional-sal_ed43d7dc_FR.docx
@@ -107,7 +107,7 @@
         <w:rPr>
           <w:sz w:val="20"/>
         </w:rPr>
-        <w:t>Le 23 mai 2026</w:t>
+        <w:t>Le 26 mai 2026</w:t>
       </w:r>
     </w:p>
     <w:p>
@@ -129,7 +129,7 @@
         <w:rPr>
           <w:b/>
         </w:rPr>
-        <w:t>Candidature au poste de Stagiaire en Vente Institutionnelle de Produits Structurés</w:t>
+        <w:t>Candidature au poste de Stage Structured Products Institutional Sales</w:t>
       </w:r>
     </w:p>
     <w:p>
@@ -150,7 +150,7 @@
         <w:jc w:val="both"/>
       </w:pPr>
       <w:r>
-        <w:t>La découverte de l'offre de Julius Baer pour un stage en Vente Institutionnelle de Produits Structurés m'a immédiatement captivé, car elle correspond parfaitement à mon désir de me lancer dans le monde de la gestion de patrimoine et de la finance. L'opportunité de rejoindre une équipe dynamique et innovante comme celle de Julius Baer, où l'entrepreneuriat et l'empowerment sont valorisés, représente pour moi un défi passionnant.</w:t>
+        <w:t>Je suis convaincu que mon expérience dans la structuration cross-asset et mon intérêt pour la gestion de patrimoine font de moi un candidat idéal pour le stage de 10 semaines proposé par Julius Baer. L'opportunité de rejoindre l'équipe de Structured Products Institutional Sales et de travailler aux côtés de professionnels expérimentés sur des projets concrets me permettra de développer de nouvelles compétences et de gagner une expérience pratique dans le secteur.</w:t>
       </w:r>
     </w:p>
     <w:p>
@@ -160,7 +160,7 @@
         <w:jc w:val="both"/>
       </w:pPr>
       <w:r>
-        <w:t>En tant que Structureur Cross Asset chez Altitude Investment Solutions, j'ai développé une solide compréhension des produits structurés et de leur importance dans la gestion de patrimoine institutionnelle. La gestion de RFQ multi-émetteurs et la structuration cross-asset m'ont donné une vision à 360° des marchés, permettant de comprendre les besoins spécifiques des clients institutionnels. Je suis convaincu que ces compétences seront transférables et précieuses dans le rôle de stagiaire en Vente Institutionnelle de Produits Structurés chez Julius Baer.</w:t>
+        <w:t>En tant que Structureur Cross Asset chez Altitude Investment Solutions, j'ai acquis une solide compréhension des produits dérivés et des stratégies d'investissement. La gestion de RFQ multi-émetteurs m'a appris à négocier et à gérer les relations avec les émetteurs, tandis que la structuration cross-asset m'a donné une vision à 360° des marchés. Je suis convaincu que ces compétences seront transférables au rôle de stage chez Julius Baer, où je pourrai appliquer mes connaissances pour aider l'équipe de vente à concevoir et à exécuter des produits structurés innovants.</w:t>
       </w:r>
     </w:p>
     <w:p>
@@ -170,7 +170,7 @@
         <w:jc w:val="both"/>
       </w:pPr>
       <w:r>
-        <w:t>Mon parcours académique, notamment mon MSc en Financial Markets &amp; Investments à SKEMA Business School, m'a fourni une base solide en finance et en analyse financière. Mon stage chez Credit Suisse Wealth Management m'a également donné une expérience pratique dans l'accompagnement de clients UHNW et la gestion de portefeuilles personnalisés. Je suis convaincu que cette combinaison de connaissances théoriques et d'expérience pratique me permettra de contribuer de manière significative à l'équipe de Julius Baer.</w:t>
+        <w:t>Mon parcours académique, qui comprend un MSc Financial Markets &amp; Investments de SKEMA Business School et un diplôme d'ingénieur en Génie Civil de Polytech Clermont-Ferrand, m'a fourni une solide base en finance et en analyse quantitative. Mon stage chez Credit Suisse Wealth Management m'a également donné l'opportunité de travailler avec des clients UHNW et de développer mes compétences en matière de conseil en investissement. Je suis convaincu que ce parcours atypique me permettra d'apporter une perspective unique et innovante à l'équipe de Julius Baer.</w:t>
       </w:r>
     </w:p>
     <w:p>
@@ -180,7 +180,7 @@
         <w:jc w:val="both"/>
       </w:pPr>
       <w:r>
-        <w:t>Je suis attiré par la philosophie de Julius Baer, qui met l'accent sur l'innovation, l'entrepreneuriat et la création de valeur au-delà de la richesse. Je suis impatient de l'opportunité de rejoindre une équipe qui partage mes valeurs et de contribuer à façonner l'avenir de la gestion de patrimoine. Je suis convaincu que mon profil unique, combinant des compétences en finance, en analyse et en innovation, me permettra d'apporter une valeur ajoutée à l'équipe de Julius Baer.</w:t>
+        <w:t>Je suis attiré par la culture d'entreprise de Julius Baer, qui valorise l'innovation, l'entrepreneuriat et la création de valeur au-delà de la richesse. Je suis convaincu que mon esprit d'équipe, mes compétences en matière de résolution de problèmes et ma passion pour la finance me permettront de contribuer de manière significative à l'équipe de Structured Products Institutional Sales. Je suis impatient de découvrir les opportunités et les défis du secteur de la gestion de patrimoine et de contribuer à façonner l'avenir de Julius Baer.</w:t>
       </w:r>
     </w:p>
     <w:p>

--- a/cover_letters/julius-baer_summer-internship-2026-structured-products-institutional-sal_ed43d7dc_FR.docx
+++ b/cover_letters/julius-baer_summer-internship-2026-structured-products-institutional-sal_ed43d7dc_FR.docx
@@ -107,7 +107,7 @@
         <w:rPr>
           <w:sz w:val="20"/>
         </w:rPr>
-        <w:t>Le 26 mai 2026</w:t>
+        <w:t>Le 28 mai 2026</w:t>
       </w:r>
     </w:p>
     <w:p>
@@ -129,7 +129,7 @@
         <w:rPr>
           <w:b/>
         </w:rPr>
-        <w:t>Candidature au poste de Stage Structured Products Institutional Sales</w:t>
+        <w:t>Candidature au poste de Stagiaire en Vente Institutionnelle de Produits Structurés</w:t>
       </w:r>
     </w:p>
     <w:p>
@@ -150,7 +150,7 @@
         <w:jc w:val="both"/>
       </w:pPr>
       <w:r>
-        <w:t>Je suis convaincu que mon expérience dans la structuration cross-asset et mon intérêt pour la gestion de patrimoine font de moi un candidat idéal pour le stage de 10 semaines proposé par Julius Baer. L'opportunité de rejoindre l'équipe de Structured Products Institutional Sales et de travailler aux côtés de professionnels expérimentés sur des projets concrets me permettra de développer de nouvelles compétences et de gagner une expérience pratique dans le secteur.</w:t>
+        <w:t>Je suis convaincu que le programme de stage d'été de Julius Baer constitue une opportunité idéale pour moi de plonger dans le monde de la gestion de patrimoine et de découvrir les défis et les opportunités de l'industrie. En tant que futur professionnel passionné par la finance et l'innovation, je suis attiré par la philosophie de Julius Baer qui valorise l'impact, l'entrepreneuriat et l'autonomisation.</w:t>
       </w:r>
     </w:p>
     <w:p>
@@ -160,7 +160,7 @@
         <w:jc w:val="both"/>
       </w:pPr>
       <w:r>
-        <w:t>En tant que Structureur Cross Asset chez Altitude Investment Solutions, j'ai acquis une solide compréhension des produits dérivés et des stratégies d'investissement. La gestion de RFQ multi-émetteurs m'a appris à négocier et à gérer les relations avec les émetteurs, tandis que la structuration cross-asset m'a donné une vision à 360° des marchés. Je suis convaincu que ces compétences seront transférables au rôle de stage chez Julius Baer, où je pourrai appliquer mes connaissances pour aider l'équipe de vente à concevoir et à exécuter des produits structurés innovants.</w:t>
+        <w:t>Mon expérience actuelle en tant que Structureur Cross Asset chez Altitude Investment Solutions m'a donné une vision à 360° des marchés et m'a appris à traduire une vue de marché en solution d'investissement sur mesure. Je suis convaincu que mes compétences en structuration cross-asset et en gestion de RFQ multi-émetteurs seront des atouts précieux pour le département de Vente Institutionnelle de Produits Structurés de Julius Baer.</w:t>
       </w:r>
     </w:p>
     <w:p>
@@ -170,7 +170,7 @@
         <w:jc w:val="both"/>
       </w:pPr>
       <w:r>
-        <w:t>Mon parcours académique, qui comprend un MSc Financial Markets &amp; Investments de SKEMA Business School et un diplôme d'ingénieur en Génie Civil de Polytech Clermont-Ferrand, m'a fourni une solide base en finance et en analyse quantitative. Mon stage chez Credit Suisse Wealth Management m'a également donné l'opportunité de travailler avec des clients UHNW et de développer mes compétences en matière de conseil en investissement. Je suis convaincu que ce parcours atypique me permettra d'apporter une perspective unique et innovante à l'équipe de Julius Baer.</w:t>
+        <w:t>Mon parcours académique, notamment mon Master en Finance à SKEMA Business School, m'a fourni une solide formation en finance et en analyse financière. Mon stage chez Credit Suisse Wealth Management m'a également donné une expérience concrète de l'accompagnement de clients UHNW et de la gestion de portefeuille personnalisée. Je suis convaincu que mon profil atypique constitue un avantage différentiant pour ce poste.</w:t>
       </w:r>
     </w:p>
     <w:p>
@@ -180,7 +180,7 @@
         <w:jc w:val="both"/>
       </w:pPr>
       <w:r>
-        <w:t>Je suis attiré par la culture d'entreprise de Julius Baer, qui valorise l'innovation, l'entrepreneuriat et la création de valeur au-delà de la richesse. Je suis convaincu que mon esprit d'équipe, mes compétences en matière de résolution de problèmes et ma passion pour la finance me permettront de contribuer de manière significative à l'équipe de Structured Products Institutional Sales. Je suis impatient de découvrir les opportunités et les défis du secteur de la gestion de patrimoine et de contribuer à façonner l'avenir de Julius Baer.</w:t>
+        <w:t>Je suis impatient de rejoindre l'équipe de Julius Baer et de contribuer à la création de valeur pour les clients. Je suis attiré par la vision de l'entreprise qui met l'accent sur l'innovation, la créativité et la collaboration. Je suis convaincu que mon esprit d'équipe, mes compétences en finance et mon appétit pour l'apprentissage feront de moi un atout pour l'équipe de Vente Institutionnelle de Produits Structurés.</w:t>
       </w:r>
     </w:p>
     <w:p>
